--- a/arb/docx/45.content.docx
+++ b/arb/docx/45.content.docx
@@ -178,13 +178,6 @@
         <w:rPr>
           <w:lang w:val="ar_AE" w:bidi="ar_AE"/>
         </w:rPr>
-      </w:r>
-      <w:r>
-        <w:rPr>
-          <w:i/>
-          <w:lang w:val="ar_AE" w:bidi="ar_AE"/>
-        </w:rPr>
-        <w:t>رومية 1: 1, رومية 1: 1–17, رومية 1: 3, رومية 1: 3–4, رومية 1: 4, رومية 1: 5, رومية 1: 7, رومية 1: 9, رومية 1: 11, رومية 1: 13, رومية 1: 14, رومية 1: 16, رومية 1: 17, رومية 1: 18, رومية 1: 18–3: 20, رومية 1: 21, رومية 1: 24, رومية 1: 26, رومية 1: 27, رومية 1: 28, رومية 1: 29–31, رومية 1: 32, رومية 2: 1–5, رومية 2: 4, رومية 2: 6–11, رومية 2: 7, رومية 2: 8, رومية 2: 12, رومية 2: 13, رومية 2: 14–15, رومية 2: 16, رومية 2: 17–20, رومية 2: 21–22, رومية 2: 22, رومية 2: 24, رومية 2: 25, رومية 2: 26, رومية 2: 29, رومية 3: 1, رومية 3: 2, رومية 3: 4, رومية 3: 5–7, رومية 3: 8, رومية 3: 9, رومية 3: 10–12, رومية 3: 10–18, رومية 3: 13–14, رومية 3: 15–17, رومية 3: 18, رومية 3: 19, رومية 3: 20, رومية 3: 21–22, رومية 3: 21–4: 25, رومية 3: 24, رومية 3: 25, رومية 3: 29–30, رومية 3: 31, رومية 4: 1, رومية 4: 3, رومية 4: 4–5, رومية 4: 7–8, رومية 4: 10, رومية 4: 11–12, رومية 4: 13, رومية 4: 14, رومية 4: 15, رومية 4: 16, رومية 4: 24, رومية 5: 1, رومية 5: 1–8: 39, رومية 5: 2, رومية 5: 3–4, رومية 5: 5, رومية 5: 6, رومية 5: 9, رومية 5: 10, رومية 5: 12, رومية 5: 13–14, رومية 5: 15, رومية 5: 17, رومية 5: 18, رومية 5: 20, رومية 6: 1, رومية 6: 2, رومية 6: 3, رومية 6: 4, رومية 6: 6, رومية 6: 8, رومية 6: 10, رومية 6: 14, رومية 6: 15, رومية 6: 16, رومية 6: 19, رومية 6: 20, رومية 6: 21, رومية 7: 1, رومية 7: 2–3, رومية 7: 4, رومية 7: 5, رومية 7: 6, رومية 7: 7–25, رومية 7: 8, رومية 7: 9, رومية 7: 10, رومية 7: 11, رومية 7: 17, رومية 7: 18, رومية 7: 21, رومية 7: 22, رومية 7: 23, رومية 7: 24, رومية 8: 1, رومية 8: 2, رومية 8: 3, رومية 8: 4, رومية 8: 5, رومية 8: 6, رومية 8: 9, رومية 8: 10, رومية 8: 11, رومية 8: 13, رومية 8: 14, رومية 8: 15, رومية 8: 17, رومية 8: 19–21, رومية 8: 22, رومية 8: 23, رومية 8: 26, رومية 8: 30, رومية 8: 31, رومية 8: 32, رومية 9: 1–11: 36, رومية 9: 2–3, رومية 9: 3, رومية 9: 4, رومية 9: 5, رومية 9: 6, رومية 9: 7, رومية 9: 10–11, رومية 9: 12, رومية 9: 13, رومية 9: 14–16, رومية 9: 15, رومية 9: 17, رومية 9: 18, رومية 9: 20–21, رومية 9: 24–26, رومية 9: 27–28, رومية 9: 29, رومية 9: 31, رومية 9: 32–33, رومية 9: 33, رومية 10: 2, رومية 10: 3, رومية 10: 4, رومية 10: 5, رومية 10: 6–8, رومية 10: 13, رومية 10: 14, رومية 10: 18, رومية 10: 19, رومية 10: 20, رومية 11: 2, رومية 11: 5, رومية 11: 7–8, رومية 11: 11, رومية 11: 13–14, رومية 11: 15, رومية 11: 16, رومية 11: 17–24, رومية 11: 18, رومية 11: 20, رومية 11: 22, رومية 11: 24, رومية 11: 25, رومية 11: 26–27, رومية 11: 32, رومية 11: 36, رومية 12: 1, رومية 12: 1–15:13, رومية 12: 2, رومية 12: 3, رومية 12: 4–5, رومية 12: 6, رومية 12: 7, رومية 12: 8, رومية 12: 9–21, رومية 12: 10, رومية 12: 11, رومية 12: 12, رومية 12: 13, رومية 12: 14, رومية 12: 16, رومية 12: 18, رومية 12: 20–21, رومية 13: 1–2, رومية 13: 3, رومية 13: 4, رومية 13: 5, رومية 13: 6, رومية 13: 8, رومية 13: 8–10, رومية 13: 11, رومية 13: 12–13, رومية 14: 1, رومية 14: 1–15: 7, رومية 14: 2, رومية 14: 3–4, رومية 14: 5, رومية 14: 7, رومية 14: 9, رومية 14: 10, رومية 14: 11, رومية 14: 13, رومية 14: 14, رومية 14: 15, رومية 14: 20, رومية 14: 21, رومية 14: 22, رومية 14: 23, رومية 15: 1–4, رومية 15: 2, رومية 15: 3, رومية 15: 4, رومية 15: 5–6, رومية 15: 7, رومية 15: 8–9, رومية 15: 9–12, رومية 15: 14, رومية 15: 14–16: 27, رومية 15: 15–16, رومية 15: 16, رومية 15: 19, رومية 15: 24, رومية 15: 25–28, رومية 15: 26, رومية 15: 27, رومية 15: 31, رومية 15: 33, رومية 16: 1, رومية 16: 1–16, رومية 16: 2, رومية 16: 3, رومية 16: 3–16, رومية 16: 5, رومية 16: 7, رومية 16: 10, رومية 16: 13, رومية 16: 16, رومية 16: 17, رومية 16: 20, رومية 16: 21, رومية 16: 22, رومية 16: 23, رومية 16: 25, رومية 16: 25–27, رومية 16: 26</w:t>
       </w:r>
       <w:r>
         <w:rPr>

--- a/arb/docx/45.content.docx
+++ b/arb/docx/45.content.docx
@@ -163,21 +163,6 @@
           <w:lang w:val="ar_AE" w:bidi="ar_AE"/>
         </w:rPr>
         <w:t>ROM</w:t>
-      </w:r>
-      <w:r>
-        <w:rPr>
-          <w:lang w:val="ar_AE" w:bidi="ar_AE"/>
-        </w:rPr>
-      </w:r>
-    </w:p>
-    <w:p>
-      <w:pPr>
-        <w:bidi/>
-      </w:pPr>
-      <w:r>
-        <w:rPr>
-          <w:lang w:val="ar_AE" w:bidi="ar_AE"/>
-        </w:rPr>
       </w:r>
       <w:r>
         <w:rPr>

--- a/arb/docx/45.content.docx
+++ b/arb/docx/45.content.docx
@@ -22,7 +22,7 @@
         <w:rPr>
           <w:lang w:val="ar_AE" w:bidi="ar_AE"/>
         </w:rPr>
-        <w:t>Resource: ملاحظات الدراسة (تينديل)</w:t>
+        <w:t>Resource: Tyndale Open Study Notes</w:t>
       </w:r>
       <w:r>
         <w:rPr>
@@ -122,7 +122,7 @@
         <w:rPr>
           <w:lang w:val="ar_AE" w:bidi="ar_AE"/>
         </w:rPr>
-        <w:t>ملاحظات الدراسة (تينديل)</w:t>
+        <w:t>Tyndale Open Study Notes</w:t>
       </w:r>
     </w:p>
     <w:p>

--- a/arb/docx/45.content.docx
+++ b/arb/docx/45.content.docx
@@ -22,7 +22,7 @@
         <w:rPr>
           <w:lang w:val="ar_AE" w:bidi="ar_AE"/>
         </w:rPr>
-        <w:t>Resource: Tyndale Open Study Notes</w:t>
+        <w:t>Resource: Aquifer Open Study Notes</w:t>
       </w:r>
       <w:r>
         <w:rPr>
@@ -122,7 +122,7 @@
         <w:rPr>
           <w:lang w:val="ar_AE" w:bidi="ar_AE"/>
         </w:rPr>
-        <w:t>Tyndale Open Study Notes</w:t>
+        <w:t>Aquifer Open Study Notes</w:t>
       </w:r>
     </w:p>
     <w:p>
